--- a/Implementation.docx
+++ b/Implementation.docx
@@ -16,10 +16,28 @@
         <w:pStyle w:val="Heading2"/>
       </w:pPr>
       <w:r>
-        <w:t>Retrieve</w:t>
-      </w:r>
-      <w:r>
-        <w:t xml:space="preserve"> Living Areas (Wonen)</w:t>
+        <w:t>Digital System for the Environment and Planning Act (DSO)</w:t>
+      </w:r>
+    </w:p>
+    <w:p>
+      <w:r>
+        <w:t xml:space="preserve">The Digital System for the Environment and Planning Act (DSO) supports the implementation of the Environment and Planning Act. The digital system consists of the national provision developed by the </w:t>
+      </w:r>
+      <w:proofErr w:type="spellStart"/>
+      <w:r>
+        <w:t>programme</w:t>
+      </w:r>
+      <w:proofErr w:type="spellEnd"/>
+      <w:r>
+        <w:t xml:space="preserve"> Getting started with the Environment and Planning Act </w:t>
+      </w:r>
+      <w:proofErr w:type="spellStart"/>
+      <w:r>
+        <w:t>programme</w:t>
+      </w:r>
+      <w:proofErr w:type="spellEnd"/>
+      <w:r>
+        <w:t xml:space="preserve"> and local systems in governments.</w:t>
       </w:r>
     </w:p>
     <w:p/>
@@ -28,14 +46,335 @@
         <w:pStyle w:val="Heading3"/>
       </w:pPr>
       <w:r>
-        <w:t xml:space="preserve">Spatial Planning </w:t>
-      </w:r>
-      <w:r>
-        <w:t>API</w:t>
+        <w:t>Presenting an environmental document</w:t>
       </w:r>
     </w:p>
     <w:p>
       <w:hyperlink r:id="rId4" w:history="1">
+        <w:r>
+          <w:rPr>
+            <w:rStyle w:val="Hyperlink"/>
+          </w:rPr>
+          <w:t>Presenting an environmental document | Developer portal</w:t>
+        </w:r>
+      </w:hyperlink>
+    </w:p>
+    <w:p/>
+    <w:p>
+      <w:pPr>
+        <w:pStyle w:val="Heading4"/>
+      </w:pPr>
+      <w:r>
+        <w:t>F</w:t>
+      </w:r>
+      <w:r>
+        <w:t>etch</w:t>
+      </w:r>
+      <w:r>
+        <w:t xml:space="preserve"> Regulations</w:t>
+      </w:r>
+      <w:r>
+        <w:t xml:space="preserve"> and Text Annotation</w:t>
+      </w:r>
+      <w:r>
+        <w:t>s</w:t>
+      </w:r>
+      <w:r>
+        <w:t xml:space="preserve"> by Point</w:t>
+      </w:r>
+    </w:p>
+    <w:p>
+      <w:pPr>
+        <w:pStyle w:val="Heading5"/>
+      </w:pPr>
+      <w:r>
+        <w:t>Input</w:t>
+      </w:r>
+    </w:p>
+    <w:p>
+      <w:proofErr w:type="spellStart"/>
+      <w:r>
+        <w:t>IfcMapConversion</w:t>
+      </w:r>
+      <w:proofErr w:type="spellEnd"/>
+      <w:r>
+        <w:t xml:space="preserve"> – easting, </w:t>
+      </w:r>
+      <w:r>
+        <w:t>northings</w:t>
+      </w:r>
+    </w:p>
+    <w:p>
+      <w:r>
+        <w:t>Area type, e.g. ‘</w:t>
+      </w:r>
+      <w:proofErr w:type="spellStart"/>
+      <w:r>
+        <w:t>wonen</w:t>
+      </w:r>
+      <w:proofErr w:type="spellEnd"/>
+      <w:r>
+        <w:t>’</w:t>
+      </w:r>
+    </w:p>
+    <w:p/>
+    <w:p>
+      <w:pPr>
+        <w:pStyle w:val="Heading5"/>
+      </w:pPr>
+      <w:r>
+        <w:t>Output</w:t>
+      </w:r>
+    </w:p>
+    <w:p>
+      <w:r>
+        <w:t>Zoning Areas</w:t>
+      </w:r>
+    </w:p>
+    <w:p/>
+    <w:p>
+      <w:pPr>
+        <w:pStyle w:val="Heading3"/>
+      </w:pPr>
+      <w:r>
+        <w:t>Environmental document Applicable request</w:t>
+      </w:r>
+    </w:p>
+    <w:p>
+      <w:hyperlink r:id="rId5" w:history="1">
+        <w:r>
+          <w:rPr>
+            <w:rStyle w:val="Hyperlink"/>
+          </w:rPr>
+          <w:t>Environmental document Applicable retrieval | Developer portal</w:t>
+        </w:r>
+      </w:hyperlink>
+    </w:p>
+    <w:p/>
+    <w:p>
+      <w:pPr>
+        <w:pStyle w:val="Heading4"/>
+      </w:pPr>
+      <w:r>
+        <w:t xml:space="preserve">Fetch </w:t>
+      </w:r>
+      <w:r>
+        <w:t>Location Details</w:t>
+      </w:r>
+    </w:p>
+    <w:p>
+      <w:pPr>
+        <w:pStyle w:val="Heading5"/>
+      </w:pPr>
+      <w:r>
+        <w:t>Input</w:t>
+      </w:r>
+    </w:p>
+    <w:p>
+      <w:r>
+        <w:t>Location reference</w:t>
+      </w:r>
+    </w:p>
+    <w:p/>
+    <w:p>
+      <w:pPr>
+        <w:pStyle w:val="Heading5"/>
+      </w:pPr>
+      <w:r>
+        <w:lastRenderedPageBreak/>
+        <w:t>Output</w:t>
+      </w:r>
+    </w:p>
+    <w:p>
+      <w:r>
+        <w:t>Bounding Box</w:t>
+      </w:r>
+    </w:p>
+    <w:p>
+      <w:pPr>
+        <w:pStyle w:val="Heading5"/>
+      </w:pPr>
+      <w:r>
+        <w:t>Notes</w:t>
+      </w:r>
+    </w:p>
+    <w:p>
+      <w:r>
+        <w:t>Used for filtering by Bounding Box</w:t>
+      </w:r>
+      <w:r>
+        <w:t>.</w:t>
+      </w:r>
+    </w:p>
+    <w:p/>
+    <w:p>
+      <w:pPr>
+        <w:pStyle w:val="Heading3"/>
+      </w:pPr>
+      <w:r>
+        <w:t>Requesting geometry environmental documents</w:t>
+      </w:r>
+    </w:p>
+    <w:p>
+      <w:hyperlink r:id="rId6" w:history="1">
+        <w:r>
+          <w:rPr>
+            <w:rStyle w:val="Hyperlink"/>
+          </w:rPr>
+          <w:t>Requesting Geometry Environmental Documents | Developer portal</w:t>
+        </w:r>
+      </w:hyperlink>
+    </w:p>
+    <w:p/>
+    <w:p>
+      <w:pPr>
+        <w:pStyle w:val="Heading4"/>
+      </w:pPr>
+      <w:r>
+        <w:t>Fetch Geometry</w:t>
+      </w:r>
+    </w:p>
+    <w:p>
+      <w:pPr>
+        <w:pStyle w:val="Heading5"/>
+      </w:pPr>
+      <w:r>
+        <w:t>Input</w:t>
+      </w:r>
+    </w:p>
+    <w:p>
+      <w:r>
+        <w:t>Geometry identifi</w:t>
+      </w:r>
+      <w:r>
+        <w:t>er</w:t>
+      </w:r>
+    </w:p>
+    <w:p/>
+    <w:p>
+      <w:pPr>
+        <w:pStyle w:val="Heading5"/>
+      </w:pPr>
+      <w:r>
+        <w:t>Output</w:t>
+      </w:r>
+    </w:p>
+    <w:p>
+      <w:r>
+        <w:t xml:space="preserve">Geometry, e.g. </w:t>
+      </w:r>
+      <w:r>
+        <w:t>Point, Line String, Polygon, etc.</w:t>
+      </w:r>
+    </w:p>
+    <w:p/>
+    <w:p>
+      <w:pPr>
+        <w:pStyle w:val="Heading2"/>
+      </w:pPr>
+      <w:r>
+        <w:t>Public Services on the Map</w:t>
+      </w:r>
+      <w:r>
+        <w:t xml:space="preserve"> (PDOK)</w:t>
+      </w:r>
+    </w:p>
+    <w:p>
+      <w:hyperlink r:id="rId7" w:history="1">
+        <w:r>
+          <w:rPr>
+            <w:rStyle w:val="Hyperlink"/>
+          </w:rPr>
+          <w:t>Home - PDOK</w:t>
+        </w:r>
+      </w:hyperlink>
+    </w:p>
+    <w:p>
+      <w:r>
+        <w:t xml:space="preserve">Public Services on the Map (PDOK) is a platform for accessing </w:t>
+      </w:r>
+      <w:proofErr w:type="spellStart"/>
+      <w:r>
+        <w:t>geodatasets</w:t>
+      </w:r>
+      <w:proofErr w:type="spellEnd"/>
+      <w:r>
+        <w:t xml:space="preserve"> of Dutch governments. This is up-to-date and reliable data for both the public and private sectors. PDOK makes digital geo-information available as data services and files. The PDOK services are based on open data and are therefore freely available to everyone.</w:t>
+      </w:r>
+    </w:p>
+    <w:p/>
+    <w:p>
+      <w:pPr>
+        <w:pStyle w:val="Heading4"/>
+      </w:pPr>
+      <w:r>
+        <w:t>Fetch Features by Bounding Box</w:t>
+      </w:r>
+    </w:p>
+    <w:p>
+      <w:pPr>
+        <w:pStyle w:val="Heading5"/>
+      </w:pPr>
+      <w:r>
+        <w:t>Input</w:t>
+      </w:r>
+    </w:p>
+    <w:p>
+      <w:r>
+        <w:t>Bounding Box</w:t>
+      </w:r>
+    </w:p>
+    <w:p>
+      <w:r>
+        <w:t xml:space="preserve">Feature, e.g. Parcel, </w:t>
+      </w:r>
+      <w:r>
+        <w:t>Building</w:t>
+      </w:r>
+      <w:r>
+        <w:t xml:space="preserve">, </w:t>
+      </w:r>
+      <w:r>
+        <w:t>Cadastral boundaries</w:t>
+      </w:r>
+      <w:r>
+        <w:t>, etc.</w:t>
+      </w:r>
+    </w:p>
+    <w:p/>
+    <w:p>
+      <w:pPr>
+        <w:pStyle w:val="Heading5"/>
+      </w:pPr>
+      <w:r>
+        <w:t>Output</w:t>
+      </w:r>
+    </w:p>
+    <w:p>
+      <w:r>
+        <w:t xml:space="preserve">Geometry, e.g. </w:t>
+      </w:r>
+      <w:r>
+        <w:t>Point, Line String, Polygon, etc.</w:t>
+      </w:r>
+    </w:p>
+    <w:p>
+      <w:pPr>
+        <w:pStyle w:val="Heading2"/>
+        <w:rPr>
+          <w:rFonts w:eastAsia="Times New Roman"/>
+        </w:rPr>
+      </w:pPr>
+      <w:r>
+        <w:rPr>
+          <w:rFonts w:eastAsia="Times New Roman"/>
+        </w:rPr>
+        <w:lastRenderedPageBreak/>
+        <w:t>Request spatial plans</w:t>
+      </w:r>
+    </w:p>
+    <w:p>
+      <w:hyperlink r:id="rId8" w:history="1">
         <w:r>
           <w:rPr>
             <w:rStyle w:val="Hyperlink"/>
@@ -44,16 +383,18 @@
         </w:r>
       </w:hyperlink>
     </w:p>
+    <w:p>
+      <w:r>
+        <w:t>The aim of the Spatial Information House is to make the existing spatial plans that can be found on Ruimtelijkeplannen.nl available to the Digital System of the Environment and Planning Act via an API.</w:t>
+      </w:r>
+    </w:p>
     <w:p/>
     <w:p>
       <w:pPr>
         <w:pStyle w:val="Heading4"/>
       </w:pPr>
       <w:r>
-        <w:t>Step 1</w:t>
-      </w:r>
-      <w:r>
-        <w:t>: Retrieve Plans by Point (IfcMapConversion)</w:t>
+        <w:t>Fetch Spatial Plans by Point</w:t>
       </w:r>
     </w:p>
     <w:p>
@@ -61,291 +402,41 @@
         <w:pStyle w:val="Heading5"/>
       </w:pPr>
       <w:r>
-        <w:t>End-point</w:t>
-      </w:r>
-    </w:p>
-    <w:p>
-      <w:pPr>
-        <w:rPr>
-          <w:i/>
-          <w:iCs/>
-        </w:rPr>
-      </w:pPr>
-      <w:r>
-        <w:rPr>
-          <w:i/>
-          <w:iCs/>
-        </w:rPr>
-        <w:t>plannen/_zoek</w:t>
+        <w:t>Input</w:t>
+      </w:r>
+    </w:p>
+    <w:p>
+      <w:r>
+        <w:t>Point</w:t>
+      </w:r>
+    </w:p>
+    <w:p>
+      <w:r>
+        <w:t>Area type, e.g. ‘</w:t>
+      </w:r>
+      <w:proofErr w:type="spellStart"/>
+      <w:r>
+        <w:t>wonen</w:t>
+      </w:r>
+      <w:proofErr w:type="spellEnd"/>
+      <w:r>
+        <w:t>’</w:t>
       </w:r>
     </w:p>
     <w:p/>
     <w:p>
       <w:pPr>
-        <w:pStyle w:val="Heading4"/>
-      </w:pPr>
-      <w:r>
-        <w:t xml:space="preserve">Step </w:t>
-      </w:r>
-      <w:r>
-        <w:t xml:space="preserve">2: </w:t>
-      </w:r>
-      <w:r>
-        <w:t>Retrieve</w:t>
-      </w:r>
-      <w:r>
-        <w:t xml:space="preserve"> </w:t>
-      </w:r>
-      <w:r>
-        <w:t>Zoning</w:t>
-      </w:r>
-      <w:r>
-        <w:t xml:space="preserve"> Areas</w:t>
-      </w:r>
-      <w:r>
-        <w:t xml:space="preserve"> for each Plan</w:t>
-      </w:r>
-      <w:r>
-        <w:t xml:space="preserve"> and Filter out by Group</w:t>
-      </w:r>
-      <w:r>
-        <w:t xml:space="preserve"> (Wonen)</w:t>
-      </w:r>
-    </w:p>
-    <w:p>
-      <w:pPr>
         <w:pStyle w:val="Heading5"/>
       </w:pPr>
       <w:r>
-        <w:t>End-point</w:t>
-      </w:r>
-    </w:p>
-    <w:p>
-      <w:pPr>
-        <w:rPr>
-          <w:i/>
-          <w:iCs/>
-        </w:rPr>
-      </w:pPr>
-      <w:r>
-        <w:rPr>
-          <w:i/>
-          <w:iCs/>
-        </w:rPr>
-        <w:t>/plannen/{planId}/bestemmingsvlakken</w:t>
-      </w:r>
-    </w:p>
-    <w:p>
-      <w:pPr>
-        <w:rPr>
-          <w:i/>
-          <w:iCs/>
-        </w:rPr>
-      </w:pPr>
-    </w:p>
-    <w:p>
-      <w:pPr>
-        <w:pStyle w:val="Heading6"/>
-      </w:pPr>
-      <w:r>
-        <w:t>Notes</w:t>
-      </w:r>
-    </w:p>
-    <w:p>
-      <w:r>
-        <w:t>Work</w:t>
-      </w:r>
-      <w:r>
-        <w:t>s</w:t>
-      </w:r>
-      <w:r>
-        <w:t xml:space="preserve"> for Rotterdam; for Leylistad doe</w:t>
-      </w:r>
-      <w:r>
-        <w:t>s</w:t>
-      </w:r>
-      <w:r>
-        <w:t xml:space="preserve"> not retrieve any results</w:t>
-      </w:r>
-      <w:r>
-        <w:t>.</w:t>
-      </w:r>
-    </w:p>
-    <w:p>
-      <w:pPr>
-        <w:rPr>
-          <w:i/>
-          <w:iCs/>
-        </w:rPr>
-      </w:pPr>
-    </w:p>
-    <w:p>
-      <w:pPr>
-        <w:pStyle w:val="Heading3"/>
-      </w:pPr>
-      <w:r>
-        <w:t>DSO</w:t>
-      </w:r>
-    </w:p>
-    <w:p>
-      <w:hyperlink r:id="rId5" w:history="1">
-        <w:r>
-          <w:rPr>
-            <w:rStyle w:val="Hyperlink"/>
-          </w:rPr>
-          <w:t>Presenting an environmental document | Developer portal</w:t>
-        </w:r>
-      </w:hyperlink>
-    </w:p>
-    <w:p>
-      <w:pPr>
-        <w:rPr>
-          <w:i/>
-          <w:iCs/>
-        </w:rPr>
-      </w:pPr>
-    </w:p>
-    <w:p>
-      <w:pPr>
-        <w:pStyle w:val="Heading4"/>
-      </w:pPr>
-      <w:r>
-        <w:t>Step 1: Retrieve Regulations by Point</w:t>
-      </w:r>
-      <w:r>
-        <w:t xml:space="preserve"> </w:t>
-      </w:r>
-      <w:r>
-        <w:t>(IfcMapConversion)</w:t>
-      </w:r>
-    </w:p>
-    <w:p>
-      <w:pPr>
-        <w:pStyle w:val="Heading5"/>
-      </w:pPr>
-      <w:r>
-        <w:t>End-point</w:t>
-      </w:r>
-    </w:p>
-    <w:p>
-      <w:r>
-        <w:t>/regelingen</w:t>
-      </w:r>
-    </w:p>
-    <w:p/>
-    <w:p>
-      <w:pPr>
-        <w:pStyle w:val="Heading4"/>
-      </w:pPr>
-      <w:r>
-        <w:lastRenderedPageBreak/>
-        <w:t xml:space="preserve">Step 2: Retrieve </w:t>
-      </w:r>
-      <w:r>
-        <w:t>Rule Text Annotation</w:t>
-      </w:r>
-      <w:r>
-        <w:t xml:space="preserve"> for each </w:t>
-      </w:r>
-      <w:r>
-        <w:t>Regulation</w:t>
-      </w:r>
-      <w:r>
-        <w:t xml:space="preserve"> and Filter out by Group (Wonen)</w:t>
-      </w:r>
-    </w:p>
-    <w:p>
-      <w:pPr>
-        <w:pStyle w:val="Heading5"/>
-      </w:pPr>
-      <w:r>
-        <w:t>End-point</w:t>
-      </w:r>
-    </w:p>
-    <w:p>
-      <w:pPr>
-        <w:rPr>
-          <w:i/>
-          <w:iCs/>
-        </w:rPr>
-      </w:pPr>
-      <w:r>
-        <w:rPr>
-          <w:i/>
-          <w:iCs/>
-        </w:rPr>
-        <w:t>/regelingen/{uriIdentificatie}/regeltekstannotaties</w:t>
-      </w:r>
-    </w:p>
-    <w:p>
-      <w:pPr>
-        <w:rPr>
-          <w:i/>
-          <w:iCs/>
-        </w:rPr>
-      </w:pPr>
-    </w:p>
-    <w:p>
-      <w:pPr>
-        <w:pStyle w:val="Heading4"/>
-      </w:pPr>
-      <w:r>
-        <w:t xml:space="preserve">Step </w:t>
-      </w:r>
-      <w:r>
-        <w:t>3</w:t>
-      </w:r>
-      <w:r>
-        <w:t>:</w:t>
-      </w:r>
-      <w:r>
-        <w:t xml:space="preserve"> Filter out Geometries by Point </w:t>
-      </w:r>
-      <w:r>
-        <w:t>(IfcMapConversion)</w:t>
-      </w:r>
-    </w:p>
-    <w:p/>
-    <w:p>
-      <w:pPr>
-        <w:pStyle w:val="Heading6"/>
-      </w:pPr>
-      <w:r>
-        <w:t>Notes</w:t>
-      </w:r>
-    </w:p>
-    <w:p>
-      <w:r>
-        <w:t>Work for Leylistad; for Rotterdam</w:t>
-      </w:r>
-      <w:r>
-        <w:t xml:space="preserve"> </w:t>
-      </w:r>
-      <w:r>
-        <w:t>doe</w:t>
-      </w:r>
-      <w:r>
-        <w:t>s</w:t>
-      </w:r>
-      <w:r>
-        <w:t xml:space="preserve"> not retrieve any results.</w:t>
-      </w:r>
-    </w:p>
-    <w:p>
-      <w:r>
-        <w:t>Geometry retrieval is very slow (it returns all Rules for a Municipality) and often fails with “Service not available or suspended”</w:t>
-      </w:r>
-      <w:r>
-        <w:t>.</w:t>
-      </w:r>
-    </w:p>
-    <w:p>
-      <w:r>
-        <w:t xml:space="preserve"> </w:t>
-      </w:r>
-    </w:p>
-    <w:p/>
-    <w:p/>
+        <w:t>Output</w:t>
+      </w:r>
+    </w:p>
+    <w:p>
+      <w:r>
+        <w:t>Geometry, e.g. Point, Line String, Polygon, etc.</w:t>
+      </w:r>
+    </w:p>
     <w:sectPr>
       <w:pgSz w:w="12240" w:h="15840"/>
       <w:pgMar w:top="1440" w:right="1440" w:bottom="1440" w:left="1440" w:header="720" w:footer="720" w:gutter="0"/>
